--- a/document_templates/russian_library/Претензии/Финансовые_услуги/шаблон_Претензия_в_банк.docx
+++ b/document_templates/russian_library/Претензии/Финансовые_услуги/шаблон_Претензия_в_банк.docx
@@ -23,7 +23,7 @@
           <w:rStyle w:val="citation-148"/>
           <w:lang w:val="en-US"/>
         </w:rPr>
-        <w:t xml:space="preserve">: {{ w_t_w_r_w_prooferr_w_type_spellstart_w_r_w_rsidrpr_005d7adc_w_rpr_w_rstyle_w_val_citation_148_w_lang_w_val_en_us_w_rpr_w_t_recipient_details_w_t_w_r_w_prooferr_w_type_spellend_w_r_w_rsidrpr_005d7adc_w_rpr_w_rstyle_w_val_citation_148_w_lang_w_val_en_us_w_rpr_w_t_xml_space_preserve }}</w:t>
+        <w:t xml:space="preserve">: {{ recipient_details }}</w:t>
       </w:r>
     </w:p>
     <w:p>
@@ -36,13 +36,12 @@
           <w:lang w:val="en-US"/>
         </w:rPr>
       </w:pPr>
-      <w:proofErr w:type="gramStart"/>
       <w:r>
         <w:rPr>
           <w:rStyle w:val="citation-147"/>
           <w:lang w:val="en-US"/>
         </w:rPr>
-        <w:t xml:space="preserve">{{ w_t_w_r_w_prooferr_w_type_spellstart_w_r_w_rsidrpr_005d7adc_w_rpr_w_rstyle_w_val_citation_147_w_lang_w_val_en_us_w_rpr_w_t_recipient_w_t_w_r_w_prooferr_w_type_gramend_w_r_w_rsidrpr_005d7adc_w_rpr_w_rstyle_w_val_citation_147_w_lang_w_val_en_us_w_rpr_w_t_address_requisites_w_t_w_r_w_prooferr_w_type_spellend_w_r_w_rsidrpr_005d7adc_w_rpr_w_rstyle_w_val_citation_147_w_lang_w_val_en_us_w_rpr_w_t_xml_space_preserve }}</w:t>
+        <w:t xml:space="preserve">{{ recipient_address_requisites }}</w:t>
       </w:r>
     </w:p>
     <w:p>
@@ -79,7 +78,7 @@
           <w:rStyle w:val="citation-146"/>
           <w:lang w:val="en-US"/>
         </w:rPr>
-        <w:t xml:space="preserve">: {{ w_t_w_r_w_prooferr_w_type_spellstart_w_r_w_rsidrpr_008d0e1f_w_rpr_w_rstyle_w_val_citation_146_w_lang_w_val_en_us_w_rpr_w_t_sender_name_passport_w_t_w_r_w_prooferr_w_type_spellend_w_r_w_rsidrpr_008d0e1f_w_rpr_w_rstyle_w_val_citation_146_w_lang_w_val_en_us_w_rpr_w_t_xml_space_preserve }}</w:t>
+        <w:t xml:space="preserve">: {{ sender_name_passport }}</w:t>
       </w:r>
     </w:p>
     <w:p>
@@ -116,7 +115,7 @@
           <w:rStyle w:val="citation-145"/>
           <w:lang w:val="en-US"/>
         </w:rPr>
-        <w:t xml:space="preserve">: {{ w_t_w_r_w_prooferr_w_type_spellstart_w_r_w_rsidrpr_008d0e1f_w_rpr_w_rstyle_w_val_citation_145_w_lang_w_val_en_us_w_rpr_w_t_sender_address_w_t_w_r_w_prooferr_w_type_spellend_w_r_w_rsidrpr_008d0e1f_w_rpr_w_rstyle_w_val_citation_145_w_lang_w_val_en_us_w_rpr_w_t_xml_space_preserve }}</w:t>
+        <w:t xml:space="preserve">: {{ sender_address }}</w:t>
       </w:r>
     </w:p>
     <w:p>
@@ -134,7 +133,7 @@
           <w:rStyle w:val="citation-144"/>
           <w:lang w:val="en-US"/>
         </w:rPr>
-        <w:t xml:space="preserve">{{ w_t_w_r_w_prooferr_w_type_spellstart_w_r_w_rsidrpr_008d0e1f_w_rpr_w_rstyle_w_val_citation_144_w_lang_w_val_en_us_w_rpr_w_t_document_date_w_t_w_r_w_prooferr_w_type_spellend_w_r_w_rsidrpr_008d0e1f_w_rpr_w_rstyle_w_val_citation_144_w_lang_w_val_en_us_w_rpr_w_t_xml_space_preserve }}</w:t>
+        <w:t xml:space="preserve">{{ document_date }}</w:t>
       </w:r>
     </w:p>
     <w:p>
@@ -157,7 +156,7 @@
           <w:rStyle w:val="citation-143"/>
           <w:lang w:val="en-US"/>
         </w:rPr>
-        <w:t xml:space="preserve">: {{ w_t_w_r_w_prooferr_w_type_spellstart_w_r_w_rsidrpr_008d0e1f_w_rpr_w_rstyle_w_val_citation_143_w_lang_w_val_en_us_w_rpr_w_t_sender_phone_w_t_w_r_w_prooferr_w_type_spellend_w_r_w_rsidrpr_008d0e1f_w_rpr_w_rstyle_w_val_citation_143_w_lang_w_val_en_us_w_rpr_w_t_xml_space_preserve }} </w:t>
+        <w:t xml:space="preserve">: {{ sender_phone }} </w:t>
       </w:r>
     </w:p>
     <w:p>
@@ -199,7 +198,7 @@
           <w:rStyle w:val="citation-142"/>
           <w:lang w:val="en-US"/>
         </w:rPr>
-        <w:t xml:space="preserve">{{ w_t_w_r_w_prooferr_w_type_spellstart_w_r_w_rsidr_005d7adc_w_rpr_w_rstyle_w_val_citation_142_w_lang_w_val_en_us_w_rpr_w_t_bank_name_w_t_w_r_w_prooferr_w_type_spellend_w_r_w_rsidr_005d7adc_w_rpr_w_rstyle_w_val_citation_142_w_lang_w_val_en_us_w_rpr_w_t_xml_space_preserve }}</w:t>
+        <w:t xml:space="preserve">{{ bank_name }}</w:t>
       </w:r>
     </w:p>
     <w:p>
@@ -217,7 +216,7 @@
         <w:rPr>
           <w:lang w:val="en-US"/>
         </w:rPr>
-        <w:t xml:space="preserve">, {{ w_t_w_r_w_prooferr_w_type_spellstart_w_r_w_rsidrpr_005d7adc_w_rpr_w_lang_w_val_en_us_w_rpr_w_t_sender_fio_w_t_w_r_w_prooferr_w_type_spellend_w_r_w_rsidrpr_005d7adc_w_rpr_w_lang_w_val_en_us_w_rpr_w_t_xml_space_preserve }}, {{ w_t_w_r_w_prooferr_w_type_spellstart_w_r_w_rsidrpr_005d7adc_w_rpr_w_lang_w_val_en_us_w_rpr_w_t_event_date_w_t_w_r_w_prooferr_w_type_spellend_w_r_w_rsidrpr_005d7adc_w_rpr_w_lang_w_val_en_us_w_rpr_w_t_xml_space_preserve }} </w:t>
+        <w:t xml:space="preserve">, {{ sender_fio }}, {{ event_date }} </w:t>
       </w:r>
       <w:r>
         <w:t>г</w:t>
@@ -233,7 +232,7 @@
           <w:rStyle w:val="citation-141"/>
           <w:lang w:val="en-US"/>
         </w:rPr>
-        <w:t xml:space="preserve">{{ w_t_w_r_w_prooferr_w_type_spellstart_w_r_w_rsidrpr_005d7adc_w_rpr_w_rstyle_w_val_citation_141_w_lang_w_val_en_us_w_rpr_w_t_event_description_w_t_w_r_w_prooferr_w_type_spellend_w_r_w_rsidrpr_005d7adc_w_rpr_w_rstyle_w_val_citation_141_w_lang_w_val_en_us_w_rpr_w_t_xml_space_preserve }}</w:t>
+        <w:t xml:space="preserve">{{ event_description }}</w:t>
       </w:r>
       <w:r>
         <w:rPr>
@@ -293,7 +292,7 @@
           <w:rStyle w:val="citation-138"/>
           <w:lang w:val="en-US"/>
         </w:rPr>
-        <w:t xml:space="preserve">{{ w_t_w_r_w_r_w_rsidrpr_008d0e1f_w_rpr_w_rstyle_w_val_citation_138_w_lang_w_val_en_us_w_rpr_w_t_claim_w_t_w_r_w_r_w_rsidrpr_00d22b01_w_rpr_w_rstyle_w_val_citation_138_w_lang_w_val_en_us_w_rpr_w_t_w_t_w_r_w_r_w_rsidrpr_008d0e1f_w_rpr_w_rstyle_w_val_citation_138_w_lang_w_val_en_us_w_rpr_w_t_demands_w_t_w_r_w_r_w_rsidrpr_00d22b01_w_rpr_w_rstyle_w_val_citation_138_w_lang_w_val_en_us_w_rpr_w_t_xml_space_preserve }}</w:t>
+        <w:t xml:space="preserve">{{ claim_demands }}</w:t>
       </w:r>
       <w:r>
         <w:rPr>
@@ -339,7 +338,7 @@
           <w:rStyle w:val="citation-136"/>
           <w:lang w:val="en-US"/>
         </w:rPr>
-        <w:t>{{ attachment_w_t_w_r_w_r_w_rsidr_002338f7_w_rpr_w_rstyle_w_val_citation_136_w_lang_w_val_en_us_w_rpr_w_t_list_w_t_w_r_w_r_w_rsidrpr_008d0e1f_w_rpr_w_rstyle_w_val_citation_136_w_lang_w_val_en_us_w_rpr_w_t_xml_space_preserve }}</w:t>
+        <w:t>{{ list }}</w:t>
       </w:r>
     </w:p>
     <w:p>
@@ -359,7 +358,7 @@
           <w:szCs w:val="24"/>
           <w:lang w:val="en-US"/>
         </w:rPr>
-        <w:t xml:space="preserve">{{ w_t_w_r_w_prooferr_w_type_spellstart_w_r_w_rpr_w_rfonts_w_ascii_times_new_roman_w_hansi_times_new_roman_w_cs_times_new_roman_w_sz_w_val_24_w_szcs_w_val_24_w_lang_w_val_en_us_w_rpr_w_t_sender_w_t_w_r_w_r_w_rsidrpr_002338f7_w_rpr_w_rfonts_w_ascii_times_new_roman_w_hansi_times_new_roman_w_cs_times_new_roman_w_sz_w_val_24_w_szcs_w_val_24_w_lang_w_val_en_us_w_rpr_w_t_w_t_w_r_w_r_w_rpr_w_rfonts_w_ascii_times_new_roman_w_hansi_times_new_roman_w_cs_times_new_roman_w_sz_w_val_24_w_szcs_w_val_24_w_lang_w_val_en_us_w_rpr_w_t_full_w_t_w_r_w_r_w_rsidrpr_002338f7_w_rpr_w_rfonts_w_ascii_times_new_roman_w_hansi_times_new_roman_w_cs_times_new_roman_w_sz_w_val_24_w_szcs_w_val_24_w_lang_w_val_en_us_w_rpr_w_t_w_t_w_r_w_r_w_rpr_w_rfonts_w_ascii_times_new_roman_w_hansi_times_new_roman_w_cs_times_new_roman_w_sz_w_val_24_w_szcs_w_val_24_w_lang_w_val_en_us_w_rpr_w_t_name_w_t_w_r_w_prooferr_w_type_spellend_w_r_w_rsidrpr_002338f7_w_rpr_w_rfonts_w_ascii_times_new_roman_w_hansi_times_new_roman_w_cs_times_new_roman_w_sz_w_val_24_w_szcs_w_val_24_w_lang_w_val_en_us_w_rpr_w_t_xml_space_preserve }}</w:t>
+        <w:t xml:space="preserve">{{ sender_full_name }}</w:t>
       </w:r>
       <w:r>
         <w:rPr>
@@ -379,7 +378,7 @@
           <w:szCs w:val="24"/>
           <w:lang w:val="en-US"/>
         </w:rPr>
-        <w:t xml:space="preserve">{{ w_t_w_r_w_r_w_rpr_w_rfonts_w_ascii_times_new_roman_w_hansi_times_new_roman_w_cs_times_new_roman_w_i_w_ics_w_sz_w_val_24_w_szcs_w_val_24_w_lang_w_val_en_us_w_rpr_w_t_signature_w_t_w_r_w_r_w_rsidrpr_002338f7_w_rpr_w_rfonts_w_ascii_times_new_roman_w_hansi_times_new_roman_w_cs_times_new_roman_w_i_w_ics_w_sz_w_val_24_w_szcs_w_val_24_w_lang_w_val_en_us_w_rpr_w_t_xml_space_preserve }}</w:t>
+        <w:t xml:space="preserve">{{ signature }}</w:t>
       </w:r>
       <w:r>
         <w:rPr>
